--- a/tillsyn/A 50503-2023 tillsynsbegäran.docx
+++ b/tillsyn/A 50503-2023 tillsynsbegäran.docx
@@ -1228,7 +1228,7 @@
     <w:r>
       <w:tab/>
       <w:tab/>
-      <w:t>2026-09-14</w:t>
+      <w:t>2026-09-15</w:t>
       <w:br/>
       <w:br/>
     </w:r>

--- a/tillsyn/A 50503-2023 tillsynsbegäran.docx
+++ b/tillsyn/A 50503-2023 tillsynsbegäran.docx
@@ -1228,7 +1228,7 @@
     <w:r>
       <w:tab/>
       <w:tab/>
-      <w:t>2026-09-15</w:t>
+      <w:t>2026-09-16</w:t>
       <w:br/>
       <w:br/>
     </w:r>

--- a/tillsyn/A 50503-2023 tillsynsbegäran.docx
+++ b/tillsyn/A 50503-2023 tillsynsbegäran.docx
@@ -1228,7 +1228,7 @@
     <w:r>
       <w:tab/>
       <w:tab/>
-      <w:t>2026-09-16</w:t>
+      <w:t>2026-09-17</w:t>
       <w:br/>
       <w:br/>
     </w:r>

--- a/tillsyn/A 50503-2023 tillsynsbegäran.docx
+++ b/tillsyn/A 50503-2023 tillsynsbegäran.docx
@@ -1228,7 +1228,7 @@
     <w:r>
       <w:tab/>
       <w:tab/>
-      <w:t>2026-09-17</w:t>
+      <w:t>2026-09-18</w:t>
       <w:br/>
       <w:br/>
     </w:r>

--- a/tillsyn/A 50503-2023 tillsynsbegäran.docx
+++ b/tillsyn/A 50503-2023 tillsynsbegäran.docx
@@ -1228,7 +1228,7 @@
     <w:r>
       <w:tab/>
       <w:tab/>
-      <w:t>2026-09-18</w:t>
+      <w:t>2026-09-19</w:t>
       <w:br/>
       <w:br/>
     </w:r>

--- a/tillsyn/A 50503-2023 tillsynsbegäran.docx
+++ b/tillsyn/A 50503-2023 tillsynsbegäran.docx
@@ -1228,7 +1228,7 @@
     <w:r>
       <w:tab/>
       <w:tab/>
-      <w:t>2026-09-19</w:t>
+      <w:t>2026-09-21</w:t>
       <w:br/>
       <w:br/>
     </w:r>

--- a/tillsyn/A 50503-2023 tillsynsbegäran.docx
+++ b/tillsyn/A 50503-2023 tillsynsbegäran.docx
@@ -1228,7 +1228,7 @@
     <w:r>
       <w:tab/>
       <w:tab/>
-      <w:t>2026-09-21</w:t>
+      <w:t>2026-09-23</w:t>
       <w:br/>
       <w:br/>
     </w:r>

--- a/tillsyn/A 50503-2023 tillsynsbegäran.docx
+++ b/tillsyn/A 50503-2023 tillsynsbegäran.docx
@@ -1228,7 +1228,7 @@
     <w:r>
       <w:tab/>
       <w:tab/>
-      <w:t>2026-09-23</w:t>
+      <w:t>2026-09-24</w:t>
       <w:br/>
       <w:br/>
     </w:r>

--- a/tillsyn/A 50503-2023 tillsynsbegäran.docx
+++ b/tillsyn/A 50503-2023 tillsynsbegäran.docx
@@ -1228,7 +1228,7 @@
     <w:r>
       <w:tab/>
       <w:tab/>
-      <w:t>2026-09-24</w:t>
+      <w:t>2026-09-25</w:t>
       <w:br/>
       <w:br/>
     </w:r>

--- a/tillsyn/A 50503-2023 tillsynsbegäran.docx
+++ b/tillsyn/A 50503-2023 tillsynsbegäran.docx
@@ -65,7 +65,7 @@
     </w:p>
     <w:p>
       <w:r>
-        <w:t>I och inom 24 meter från avverkningsanmälan finns fynd av 25 naturvårdsarter, varav 23 är rödlistade, 1 är fridlyst, 15 är typiska (T) och 1 är signalart (S): fläckporing (VU, T), garnlav (VU, T), goliatmusseron (VU, T), jättemusseron (VU), lakritsmusseron (VU, T), skrovlig taggsvamp (VU), smalfotad taggsvamp (VU), blanksvart spiklav (NT), blå taggsvamp (NT, T), dofttaggsvamp (NT, T), dropptaggsvamp (NT, T), dvärgbägarlav (NT, T), lunglav (NT, T), mörk kolflarnlav (NT), orange taggsvamp (NT, T), reliktbock (NT, T), rosenticka (NT, T), skarp dropptaggsvamp (NT), talltaggsvamp (NT), vaddporing (NT), vedskivlav (NT, T), vedtrappmossa (NT, T), vitgrynig nållav (NT), svavelriska (S) och tjäder (T, §4). Se Figur 1.</w:t>
+        <w:t>I och inom 24 meter från avverkningsanmälan finns fynd av 26 naturvårdsarter, varav 23 är rödlistade, 2 är fridlysta, 16 är typiska (T) och 2 är signalarter (S): fläckporing (VU, T), garnlav (VU, T), goliatmusseron (VU, T), jättemusseron (VU), lakritsmusseron (VU, T), skrovlig taggsvamp (VU), smalfotad taggsvamp (VU), blanksvart spiklav (NT), blå taggsvamp (NT, T), dofttaggsvamp (NT, T), dropptaggsvamp (NT, T), dvärgbägarlav (NT, T), lunglav (NT, T), mörk kolflarnlav (NT), orange taggsvamp (NT, T), reliktbock (NT, T), rosenticka (NT, T), skarp dropptaggsvamp (NT), talltaggsvamp (NT), vaddporing (NT), vedskivlav (NT, T), vedtrappmossa (NT, T), vitgrynig nållav (NT), plattlummer (S, T, §9), svavelriska (S) och tjäder (T, §4). Se Figur 1.</w:t>
       </w:r>
     </w:p>
     <w:p>
@@ -551,6 +551,35 @@
         <w:rPr>
           <w:b/>
         </w:rPr>
+        <w:t>Plattlummer (§9)</w:t>
+      </w:r>
+      <w:r>
+        <w:t xml:space="preserve"> växer främst i ljusöppna sandtallskogar eller annan gles, torr och brandpräglad hedbarrskog. Den är mest frekvent i olika typer av naturskogar och kontinuitetsskogar och missgynnas markant av slutavverkning och maskinell markberedning. Söder ut i landet förekommer de närstående arterna cypresslummer (EN, §8) och mellanlummer (NT, §9), vilka båda omfattas av EU:s art- och habitatdirektiv. Plattlummer är typisk art för </w:t>
+      </w:r>
+      <w:r>
+        <w:rPr>
+          <w:i/>
+        </w:rPr>
+        <w:t xml:space="preserve">9010 Taiga </w:t>
+      </w:r>
+      <w:r>
+        <w:t>och</w:t>
+      </w:r>
+      <w:r>
+        <w:rPr>
+          <w:i/>
+        </w:rPr>
+        <w:t xml:space="preserve"> 2320 Rissandhedar </w:t>
+      </w:r>
+      <w:r>
+        <w:t>(Nitare &amp; Skogsstyrelsen, 2019; SLU Artdatabanken, 2026).</w:t>
+      </w:r>
+    </w:p>
+    <w:p>
+      <w:r>
+        <w:rPr>
+          <w:b/>
+        </w:rPr>
         <w:t>Tjäder (§4)</w:t>
       </w:r>
       <w:r>
@@ -612,7 +641,7 @@
     </w:p>
     <w:p>
       <w:r>
-        <w:t>Följande typiska arter har sina livsmiljöer och växtplatser i den avverkningsanmälda skogen: fläckporing (VU, T), garnlav (VU, T), goliatmusseron (VU, T), lakritsmusseron (VU, T), blå taggsvamp (NT, T), dofttaggsvamp (NT, T), dropptaggsvamp (NT, T), dvärgbägarlav (NT, T), lunglav (NT, T), orange taggsvamp (NT, T), reliktbock (NT, T), rosenticka (NT, T), vedskivlav (NT, T), vedtrappmossa (NT, T) och tjäder (T, §4).</w:t>
+        <w:t>Följande typiska arter har sina livsmiljöer och växtplatser i den avverkningsanmälda skogen: fläckporing (VU, T), garnlav (VU, T), goliatmusseron (VU, T), lakritsmusseron (VU, T), blå taggsvamp (NT, T), dofttaggsvamp (NT, T), dropptaggsvamp (NT, T), dvärgbägarlav (NT, T), lunglav (NT, T), orange taggsvamp (NT, T), reliktbock (NT, T), rosenticka (NT, T), vedskivlav (NT, T), vedtrappmossa (NT, T), plattlummer (S, T, §9) och tjäder (T, §4).</w:t>
       </w:r>
     </w:p>
     <w:p>
@@ -1228,7 +1257,7 @@
     <w:r>
       <w:tab/>
       <w:tab/>
-      <w:t>2026-09-25</w:t>
+      <w:t>2026-09-26</w:t>
       <w:br/>
       <w:br/>
     </w:r>

--- a/tillsyn/A 50503-2023 tillsynsbegäran.docx
+++ b/tillsyn/A 50503-2023 tillsynsbegäran.docx
@@ -1257,7 +1257,7 @@
     <w:r>
       <w:tab/>
       <w:tab/>
-      <w:t>2026-09-26</w:t>
+      <w:t>2026-09-27</w:t>
       <w:br/>
       <w:br/>
     </w:r>

--- a/tillsyn/A 50503-2023 tillsynsbegäran.docx
+++ b/tillsyn/A 50503-2023 tillsynsbegäran.docx
@@ -1257,7 +1257,7 @@
     <w:r>
       <w:tab/>
       <w:tab/>
-      <w:t>2026-09-27</w:t>
+      <w:t>2026-09-28</w:t>
       <w:br/>
       <w:br/>
     </w:r>

--- a/tillsyn/A 50503-2023 tillsynsbegäran.docx
+++ b/tillsyn/A 50503-2023 tillsynsbegäran.docx
@@ -1257,7 +1257,7 @@
     <w:r>
       <w:tab/>
       <w:tab/>
-      <w:t>2026-09-28</w:t>
+      <w:t>2026-09-29</w:t>
       <w:br/>
       <w:br/>
     </w:r>

--- a/tillsyn/A 50503-2023 tillsynsbegäran.docx
+++ b/tillsyn/A 50503-2023 tillsynsbegäran.docx
@@ -1257,7 +1257,7 @@
     <w:r>
       <w:tab/>
       <w:tab/>
-      <w:t>2026-09-29</w:t>
+      <w:t>2026-09-30</w:t>
       <w:br/>
       <w:br/>
     </w:r>

--- a/tillsyn/A 50503-2023 tillsynsbegäran.docx
+++ b/tillsyn/A 50503-2023 tillsynsbegäran.docx
@@ -1257,7 +1257,7 @@
     <w:r>
       <w:tab/>
       <w:tab/>
-      <w:t>2026-09-30</w:t>
+      <w:t>2026-10-01</w:t>
       <w:br/>
       <w:br/>
     </w:r>

--- a/tillsyn/A 50503-2023 tillsynsbegäran.docx
+++ b/tillsyn/A 50503-2023 tillsynsbegäran.docx
@@ -1257,7 +1257,7 @@
     <w:r>
       <w:tab/>
       <w:tab/>
-      <w:t>2026-10-01</w:t>
+      <w:t>2026-10-02</w:t>
       <w:br/>
       <w:br/>
     </w:r>

--- a/tillsyn/A 50503-2023 tillsynsbegäran.docx
+++ b/tillsyn/A 50503-2023 tillsynsbegäran.docx
@@ -1257,7 +1257,7 @@
     <w:r>
       <w:tab/>
       <w:tab/>
-      <w:t>2026-10-02</w:t>
+      <w:t>2026-10-03</w:t>
       <w:br/>
       <w:br/>
     </w:r>

--- a/tillsyn/A 50503-2023 tillsynsbegäran.docx
+++ b/tillsyn/A 50503-2023 tillsynsbegäran.docx
@@ -1257,7 +1257,7 @@
     <w:r>
       <w:tab/>
       <w:tab/>
-      <w:t>2026-10-03</w:t>
+      <w:t>2026-10-04</w:t>
       <w:br/>
       <w:br/>
     </w:r>

--- a/tillsyn/A 50503-2023 tillsynsbegäran.docx
+++ b/tillsyn/A 50503-2023 tillsynsbegäran.docx
@@ -1257,7 +1257,7 @@
     <w:r>
       <w:tab/>
       <w:tab/>
-      <w:t>2026-10-04</w:t>
+      <w:t>2026-10-05</w:t>
       <w:br/>
       <w:br/>
     </w:r>

--- a/tillsyn/A 50503-2023 tillsynsbegäran.docx
+++ b/tillsyn/A 50503-2023 tillsynsbegäran.docx
@@ -1257,7 +1257,7 @@
     <w:r>
       <w:tab/>
       <w:tab/>
-      <w:t>2026-10-05</w:t>
+      <w:t>2026-10-06</w:t>
       <w:br/>
       <w:br/>
     </w:r>

--- a/tillsyn/A 50503-2023 tillsynsbegäran.docx
+++ b/tillsyn/A 50503-2023 tillsynsbegäran.docx
@@ -1257,7 +1257,7 @@
     <w:r>
       <w:tab/>
       <w:tab/>
-      <w:t>2026-10-06</w:t>
+      <w:t>2026-10-07</w:t>
       <w:br/>
       <w:br/>
     </w:r>

--- a/tillsyn/A 50503-2023 tillsynsbegäran.docx
+++ b/tillsyn/A 50503-2023 tillsynsbegäran.docx
@@ -1257,7 +1257,7 @@
     <w:r>
       <w:tab/>
       <w:tab/>
-      <w:t>2026-10-07</w:t>
+      <w:t>2026-10-08</w:t>
       <w:br/>
       <w:br/>
     </w:r>

--- a/tillsyn/A 50503-2023 tillsynsbegäran.docx
+++ b/tillsyn/A 50503-2023 tillsynsbegäran.docx
@@ -1257,7 +1257,7 @@
     <w:r>
       <w:tab/>
       <w:tab/>
-      <w:t>2026-10-08</w:t>
+      <w:t>2026-10-09</w:t>
       <w:br/>
       <w:br/>
     </w:r>

--- a/tillsyn/A 50503-2023 tillsynsbegäran.docx
+++ b/tillsyn/A 50503-2023 tillsynsbegäran.docx
@@ -1257,7 +1257,7 @@
     <w:r>
       <w:tab/>
       <w:tab/>
-      <w:t>2026-10-09</w:t>
+      <w:t>2026-10-10</w:t>
       <w:br/>
       <w:br/>
     </w:r>

--- a/tillsyn/A 50503-2023 tillsynsbegäran.docx
+++ b/tillsyn/A 50503-2023 tillsynsbegäran.docx
@@ -1257,7 +1257,7 @@
     <w:r>
       <w:tab/>
       <w:tab/>
-      <w:t>2026-10-10</w:t>
+      <w:t>2026-10-11</w:t>
       <w:br/>
       <w:br/>
     </w:r>

--- a/tillsyn/A 50503-2023 tillsynsbegäran.docx
+++ b/tillsyn/A 50503-2023 tillsynsbegäran.docx
@@ -1257,7 +1257,7 @@
     <w:r>
       <w:tab/>
       <w:tab/>
-      <w:t>2026-10-11</w:t>
+      <w:t>2026-10-12</w:t>
       <w:br/>
       <w:br/>
     </w:r>

--- a/tillsyn/A 50503-2023 tillsynsbegäran.docx
+++ b/tillsyn/A 50503-2023 tillsynsbegäran.docx
@@ -1257,7 +1257,7 @@
     <w:r>
       <w:tab/>
       <w:tab/>
-      <w:t>2026-10-12</w:t>
+      <w:t>2026-10-13</w:t>
       <w:br/>
       <w:br/>
     </w:r>

--- a/tillsyn/A 50503-2023 tillsynsbegäran.docx
+++ b/tillsyn/A 50503-2023 tillsynsbegäran.docx
@@ -1257,7 +1257,7 @@
     <w:r>
       <w:tab/>
       <w:tab/>
-      <w:t>2026-10-13</w:t>
+      <w:t>2026-10-14</w:t>
       <w:br/>
       <w:br/>
     </w:r>

--- a/tillsyn/A 50503-2023 tillsynsbegäran.docx
+++ b/tillsyn/A 50503-2023 tillsynsbegäran.docx
@@ -1257,7 +1257,7 @@
     <w:r>
       <w:tab/>
       <w:tab/>
-      <w:t>2026-10-14</w:t>
+      <w:t>2026-10-15</w:t>
       <w:br/>
       <w:br/>
     </w:r>

--- a/tillsyn/A 50503-2023 tillsynsbegäran.docx
+++ b/tillsyn/A 50503-2023 tillsynsbegäran.docx
@@ -1257,7 +1257,7 @@
     <w:r>
       <w:tab/>
       <w:tab/>
-      <w:t>2026-10-15</w:t>
+      <w:t>2026-10-16</w:t>
       <w:br/>
       <w:br/>
     </w:r>

--- a/tillsyn/A 50503-2023 tillsynsbegäran.docx
+++ b/tillsyn/A 50503-2023 tillsynsbegäran.docx
@@ -1257,7 +1257,7 @@
     <w:r>
       <w:tab/>
       <w:tab/>
-      <w:t>2026-10-16</w:t>
+      <w:t>2026-10-17</w:t>
       <w:br/>
       <w:br/>
     </w:r>

--- a/tillsyn/A 50503-2023 tillsynsbegäran.docx
+++ b/tillsyn/A 50503-2023 tillsynsbegäran.docx
@@ -1257,7 +1257,7 @@
     <w:r>
       <w:tab/>
       <w:tab/>
-      <w:t>2026-10-17</w:t>
+      <w:t>2026-10-18</w:t>
       <w:br/>
       <w:br/>
     </w:r>

--- a/tillsyn/A 50503-2023 tillsynsbegäran.docx
+++ b/tillsyn/A 50503-2023 tillsynsbegäran.docx
@@ -1257,7 +1257,7 @@
     <w:r>
       <w:tab/>
       <w:tab/>
-      <w:t>2026-10-18</w:t>
+      <w:t>2026-10-19</w:t>
       <w:br/>
       <w:br/>
     </w:r>

--- a/tillsyn/A 50503-2023 tillsynsbegäran.docx
+++ b/tillsyn/A 50503-2023 tillsynsbegäran.docx
@@ -1257,7 +1257,7 @@
     <w:r>
       <w:tab/>
       <w:tab/>
-      <w:t>2026-10-19</w:t>
+      <w:t>2026-10-20</w:t>
       <w:br/>
       <w:br/>
     </w:r>

--- a/tillsyn/A 50503-2023 tillsynsbegäran.docx
+++ b/tillsyn/A 50503-2023 tillsynsbegäran.docx
@@ -1257,7 +1257,7 @@
     <w:r>
       <w:tab/>
       <w:tab/>
-      <w:t>2026-10-20</w:t>
+      <w:t>2026-10-21</w:t>
       <w:br/>
       <w:br/>
     </w:r>

--- a/tillsyn/A 50503-2023 tillsynsbegäran.docx
+++ b/tillsyn/A 50503-2023 tillsynsbegäran.docx
@@ -1257,7 +1257,7 @@
     <w:r>
       <w:tab/>
       <w:tab/>
-      <w:t>2026-10-21</w:t>
+      <w:t>2026-10-22</w:t>
       <w:br/>
       <w:br/>
     </w:r>

--- a/tillsyn/A 50503-2023 tillsynsbegäran.docx
+++ b/tillsyn/A 50503-2023 tillsynsbegäran.docx
@@ -1257,7 +1257,7 @@
     <w:r>
       <w:tab/>
       <w:tab/>
-      <w:t>2026-10-22</w:t>
+      <w:t>2026-10-23</w:t>
       <w:br/>
       <w:br/>
     </w:r>

--- a/tillsyn/A 50503-2023 tillsynsbegäran.docx
+++ b/tillsyn/A 50503-2023 tillsynsbegäran.docx
@@ -1257,7 +1257,7 @@
     <w:r>
       <w:tab/>
       <w:tab/>
-      <w:t>2026-10-23</w:t>
+      <w:t>2026-10-24</w:t>
       <w:br/>
       <w:br/>
     </w:r>

--- a/tillsyn/A 50503-2023 tillsynsbegäran.docx
+++ b/tillsyn/A 50503-2023 tillsynsbegäran.docx
@@ -1257,7 +1257,7 @@
     <w:r>
       <w:tab/>
       <w:tab/>
-      <w:t>2026-10-24</w:t>
+      <w:t>2026-10-25</w:t>
       <w:br/>
       <w:br/>
     </w:r>

--- a/tillsyn/A 50503-2023 tillsynsbegäran.docx
+++ b/tillsyn/A 50503-2023 tillsynsbegäran.docx
@@ -1257,7 +1257,7 @@
     <w:r>
       <w:tab/>
       <w:tab/>
-      <w:t>2026-10-25</w:t>
+      <w:t>2026-10-26</w:t>
       <w:br/>
       <w:br/>
     </w:r>

--- a/tillsyn/A 50503-2023 tillsynsbegäran.docx
+++ b/tillsyn/A 50503-2023 tillsynsbegäran.docx
@@ -1257,7 +1257,7 @@
     <w:r>
       <w:tab/>
       <w:tab/>
-      <w:t>2026-10-26</w:t>
+      <w:t>2026-10-27</w:t>
       <w:br/>
       <w:br/>
     </w:r>

--- a/tillsyn/A 50503-2023 tillsynsbegäran.docx
+++ b/tillsyn/A 50503-2023 tillsynsbegäran.docx
@@ -1257,7 +1257,7 @@
     <w:r>
       <w:tab/>
       <w:tab/>
-      <w:t>2026-10-27</w:t>
+      <w:t>2026-10-28</w:t>
       <w:br/>
       <w:br/>
     </w:r>

--- a/tillsyn/A 50503-2023 tillsynsbegäran.docx
+++ b/tillsyn/A 50503-2023 tillsynsbegäran.docx
@@ -1257,7 +1257,7 @@
     <w:r>
       <w:tab/>
       <w:tab/>
-      <w:t>2026-10-28</w:t>
+      <w:t>2026-10-29</w:t>
       <w:br/>
       <w:br/>
     </w:r>

--- a/tillsyn/A 50503-2023 tillsynsbegäran.docx
+++ b/tillsyn/A 50503-2023 tillsynsbegäran.docx
@@ -1257,7 +1257,7 @@
     <w:r>
       <w:tab/>
       <w:tab/>
-      <w:t>2026-10-29</w:t>
+      <w:t>2026-10-31</w:t>
       <w:br/>
       <w:br/>
     </w:r>
